--- a/Project002_反応時間課題バットスイング（加藤）/Manuscript/修士論文/01_研究概要/研究概要.docx
+++ b/Project002_反応時間課題バットスイング（加藤）/Manuscript/修士論文/01_研究概要/研究概要.docx
@@ -49,10 +49,132 @@
         <w:pStyle w:val="FirstParagraph"/>
       </w:pPr>
       <w:r>
-        <w:rPr>
-          <w:rFonts w:hint="eastAsia"/>
-        </w:rPr>
-        <w:t xml:space="preserve">（本文を入力）</w:t>
+        <w:t xml:space="preserve">　</w:t>
+      </w:r>
+      <w:r>
+        <w:rPr>
+          <w:rFonts w:hint="eastAsia"/>
+        </w:rPr>
+        <w:t xml:space="preserve">野球の打撃は厳しい時間的制約のもとで行われる課題である。投手がボールをリリースしてから打者の元に到達するまでの時間はおよそ400-500msと言われており、打者はその間にコース・タイミング・球種などを判断し、スイングの可否を判断する必要がある。Hayashi</w:t>
+      </w:r>
+      <w:r>
+        <w:t xml:space="preserve"> </w:t>
+      </w:r>
+      <w:r>
+        <w:rPr>
+          <w:rFonts w:hint="eastAsia"/>
+        </w:rPr>
+        <w:t xml:space="preserve">らは、到達時間が425msから400msへと25ms短くなるだけで、コンタクト率が約57%から約43%に低下することを報告しており1)、わずかな時間のずれが打撃結果に影響を及ぼすことが分かる。また、このような意思決定時間の制限や準備時間の不足といった認知的要求の増大による動作難易度の上昇は、動作のバイオメカニクスの変容を引き起こすことが知られている2)。野球においても同様の現象が起こっていると考えられるが、実際の競技場面を想定した時間設定の中で野球打撃動作のバイオメカニクスについて検討した文献は少ない。そこで本研究は、反応課題を用いて実際の競技場面に類似した時間環境を設定し、時間的制約による認知的要求が野球打撃動作のバイオメカニクスに与える影響を検討することを目的とする。</w:t>
+      </w:r>
+    </w:p>
+    <w:p>
+      <w:pPr>
+        <w:pStyle w:val="BodyText"/>
+      </w:pPr>
+      <w:r>
+        <w:t xml:space="preserve">　</w:t>
+      </w:r>
+      <w:r>
+        <w:rPr>
+          <w:rFonts w:hint="eastAsia"/>
+        </w:rPr>
+        <w:t xml:space="preserve">対象は野球経験5年以上の現役野球部員16名とする。除外基準は、研究参加時に整形外科的疾患を有すること、打撃動作時に身体に痛みを有することとした。光学式モーションキャプチャーシステム（Qualisys社）、フォースプレート2枚（Bertec社）を用いて測定を行い、打撃動作には木製バット（SO</w:t>
+      </w:r>
+      <w:r>
+        <w:t xml:space="preserve"> </w:t>
+      </w:r>
+      <w:r>
+        <w:rPr>
+          <w:rFonts w:hint="eastAsia"/>
+        </w:rPr>
+        <w:t xml:space="preserve">Sports社製、質量900</w:t>
+      </w:r>
+      <w:r>
+        <w:t xml:space="preserve"> </w:t>
+      </w:r>
+      <w:r>
+        <w:rPr>
+          <w:rFonts w:hint="eastAsia"/>
+        </w:rPr>
+        <w:t xml:space="preserve">g）を使用した。バット先端の上面には反射マーカーを貼付した（以下、Topマーカーとする）。</w:t>
+      </w:r>
+    </w:p>
+    <w:p>
+      <w:pPr>
+        <w:pStyle w:val="BodyText"/>
+      </w:pPr>
+      <w:r>
+        <w:t xml:space="preserve">　</w:t>
+      </w:r>
+      <w:r>
+        <w:rPr>
+          <w:rFonts w:hint="eastAsia"/>
+        </w:rPr>
+        <w:t xml:space="preserve">課題には、認知的要求の程度が異なる4条件を設定した。自由スイング条件では、合図の後に任意のタイミングで全力スイングを行わせた。単純反応課題では、Go刺激に対してできるだけ素早くかつ全力でスイングを行わせた。Go/No-Go課題では、Go刺激にはスイングを行い、No-Go刺激にはスイングを行わないよう求めた。Go/Stop課題では、1回目のGo刺激でスイングを開始させ、0.25秒後に呈示される2回目の刺激がStop刺激であればスイングを中止させた。刺激呈示までの時間は、投手の投球動作時間を模擬して1.2〜1.8秒の範囲でランダムに変化させた。各条件15試行、計60試行とし、条件の実施順序は参加者間でカウンターバランスをとった。</w:t>
+      </w:r>
+    </w:p>
+    <w:p>
+      <w:pPr>
+        <w:pStyle w:val="BodyText"/>
+      </w:pPr>
+      <w:r>
+        <w:t xml:space="preserve">　</w:t>
+      </w:r>
+      <w:r>
+        <w:rPr>
+          <w:rFonts w:hint="eastAsia"/>
+        </w:rPr>
+        <w:t xml:space="preserve">解析指標として、現時点では暫定的に、反応時間（Reaction</w:t>
+      </w:r>
+      <w:r>
+        <w:t xml:space="preserve"> </w:t>
+      </w:r>
+      <w:r>
+        <w:rPr>
+          <w:rFonts w:hint="eastAsia"/>
+        </w:rPr>
+        <w:t xml:space="preserve">Time：RT）、動作開始から動作終了までの時間である動作時間（Movement</w:t>
+      </w:r>
+      <w:r>
+        <w:t xml:space="preserve"> </w:t>
+      </w:r>
+      <w:r>
+        <w:rPr>
+          <w:rFonts w:hint="eastAsia"/>
+        </w:rPr>
+        <w:t xml:space="preserve">Time：MT）、Topマーカーのピーク合成速度（Peak</w:t>
+      </w:r>
+      <w:r>
+        <w:t xml:space="preserve"> Velocity </w:t>
+      </w:r>
+      <w:r>
+        <w:rPr>
+          <w:rFonts w:hint="eastAsia"/>
+        </w:rPr>
+        <w:t xml:space="preserve">Top：PeakVelTop）、および後ろ足と踏み込み足のピーク鉛直床反力（Peak</w:t>
+      </w:r>
+      <w:r>
+        <w:t xml:space="preserve"> vertical ground reaction </w:t>
+      </w:r>
+      <w:r>
+        <w:rPr>
+          <w:rFonts w:hint="eastAsia"/>
+        </w:rPr>
+        <w:t xml:space="preserve">force：PeakFz）を算出している。これらの指標は、今後の解析の進展に応じて見直す予定である。</w:t>
+      </w:r>
+    </w:p>
+    <w:p>
+      <w:pPr>
+        <w:pStyle w:val="BodyText"/>
+      </w:pPr>
+      <w:r>
+        <w:t xml:space="preserve">　</w:t>
+      </w:r>
+      <w:r>
+        <w:rPr>
+          <w:rFonts w:hint="eastAsia"/>
+        </w:rPr>
+        <w:t xml:space="preserve">統計処理では、参加者ごとに各条件の全試行の平均値を代表値とし、各指標について条件を要因とする一元配置反復測定分散分析を行う。主効果が認められた場合には、Bonferroni補正を施した対応のあるt検定により多重比較を行う。正規性が満たされない指標についてはFriedman検定を用い、多重比較にはBonferroni補正を施したWilcoxonの符号付順位検定を用いる。なお、RTは自由スイング条件では算出できないため、残る3条件で比較する。有意水準は5%とする。</w:t>
       </w:r>
     </w:p>
     <w:bookmarkStart w:id="10" w:name="引用文献"/>

--- a/Project002_反応時間課題バットスイング（加藤）/Manuscript/修士論文/01_研究概要/研究概要.docx
+++ b/Project002_反応時間課題バットスイング（加藤）/Manuscript/修士論文/01_研究概要/研究概要.docx
@@ -96,7 +96,43 @@
         <w:rPr>
           <w:rFonts w:hint="eastAsia"/>
         </w:rPr>
-        <w:t xml:space="preserve">g）を使用した。バット先端の上面には反射マーカーを貼付した（以下、Topマーカーとする）。</w:t>
+        <w:t xml:space="preserve">g）を使用した。バット先端の上面には反射マーカーを貼付した（以下、Topマーカーとする）。課題には、認知的要求の程度が異なる4条件を設定した。自由スイング条件では、合図の後に任意のタイミングで全力スイングを行わせた。単純反応課題では、Go刺激に対してできるだけ素早くかつ全力でスイングを行わせた。Go/No-Go課題では、Go刺激にはスイングを行い、No-Go刺激にはスイングを行わないよう求めた。Go/Stop課題では、1回目のGo刺激でスイングを開始させ、0.25秒後に呈示される2回目の刺激がStop刺激であればスイングを中止させた。刺激呈示までの時間は、投手の投球動作時間を模擬して1.2〜1.8秒の範囲でランダムに変化させた。各条件15試行、計60試行とし、条件の実施順序は参加者間でカウンターバランスをとった。解析指標として、現時点では暫定的に、反応時間（Reaction</w:t>
+      </w:r>
+      <w:r>
+        <w:t xml:space="preserve"> </w:t>
+      </w:r>
+      <w:r>
+        <w:rPr>
+          <w:rFonts w:hint="eastAsia"/>
+        </w:rPr>
+        <w:t xml:space="preserve">Time：RT）、動作開始から動作終了までの時間である動作時間（Movement</w:t>
+      </w:r>
+      <w:r>
+        <w:t xml:space="preserve"> </w:t>
+      </w:r>
+      <w:r>
+        <w:rPr>
+          <w:rFonts w:hint="eastAsia"/>
+        </w:rPr>
+        <w:t xml:space="preserve">Time：MT）、Topマーカーのピーク合成速度（Peak</w:t>
+      </w:r>
+      <w:r>
+        <w:t xml:space="preserve"> Velocity </w:t>
+      </w:r>
+      <w:r>
+        <w:rPr>
+          <w:rFonts w:hint="eastAsia"/>
+        </w:rPr>
+        <w:t xml:space="preserve">Top：PeakVelTop）、および後ろ足と踏み込み足のピーク鉛直床反力（Peak</w:t>
+      </w:r>
+      <w:r>
+        <w:t xml:space="preserve"> vertical ground reaction </w:t>
+      </w:r>
+      <w:r>
+        <w:rPr>
+          <w:rFonts w:hint="eastAsia"/>
+        </w:rPr>
+        <w:t xml:space="preserve">force：PeakFz）を算出している。これらの指標は、今後の解析の進展に応じて見直す予定である。統計処理では、参加者ごとに各条件の全試行の平均値を代表値とし、各指標について条件を要因とする一元配置反復測定分散分析を行う。主効果が認められた場合には、Bonferroni補正を施した対応のあるt検定により多重比較を行う。正規性が満たされない指標についてはFriedman検定を用い、多重比較にはBonferroni補正を施したWilcoxonの符号付順位検定を用いる。なお、RTは自由スイング条件では算出できないため、残る3条件で比較する。有意水準は5%とする。</w:t>
       </w:r>
     </w:p>
     <w:p>
@@ -110,7 +146,216 @@
         <w:rPr>
           <w:rFonts w:hint="eastAsia"/>
         </w:rPr>
-        <w:t xml:space="preserve">課題には、認知的要求の程度が異なる4条件を設定した。自由スイング条件では、合図の後に任意のタイミングで全力スイングを行わせた。単純反応課題では、Go刺激に対してできるだけ素早くかつ全力でスイングを行わせた。Go/No-Go課題では、Go刺激にはスイングを行い、No-Go刺激にはスイングを行わないよう求めた。Go/Stop課題では、1回目のGo刺激でスイングを開始させ、0.25秒後に呈示される2回目の刺激がStop刺激であればスイングを中止させた。刺激呈示までの時間は、投手の投球動作時間を模擬して1.2〜1.8秒の範囲でランダムに変化させた。各条件15試行、計60試行とし、条件の実施順序は参加者間でカウンターバランスをとった。</w:t>
+        <w:t xml:space="preserve">現時点で解析を終えた10名の結果を示す（平均</w:t>
+      </w:r>
+      <w:r>
+        <w:t xml:space="preserve"> ± </w:t>
+      </w:r>
+      <w:r>
+        <w:rPr>
+          <w:rFonts w:hint="eastAsia"/>
+        </w:rPr>
+        <w:t xml:space="preserve">標準偏差）。RTは単純反応課題で205.2</w:t>
+      </w:r>
+      <w:r>
+        <w:t xml:space="preserve"> ± 24.3 </w:t>
+      </w:r>
+      <w:r>
+        <w:rPr>
+          <w:rFonts w:hint="eastAsia"/>
+        </w:rPr>
+        <w:t xml:space="preserve">ms、Go/No-Go課題で211.7</w:t>
+      </w:r>
+      <w:r>
+        <w:t xml:space="preserve"> ± 29.4 </w:t>
+      </w:r>
+      <w:r>
+        <w:rPr>
+          <w:rFonts w:hint="eastAsia"/>
+        </w:rPr>
+        <w:t xml:space="preserve">ms、Go/Stop課題で244.2</w:t>
+      </w:r>
+      <w:r>
+        <w:t xml:space="preserve"> ± 28.1 </w:t>
+      </w:r>
+      <w:r>
+        <w:rPr>
+          <w:rFonts w:hint="eastAsia"/>
+        </w:rPr>
+        <w:t xml:space="preserve">msであり、条件の主効果が認められた（</w:t>
+      </w:r>
+      <w:r>
+        <w:t xml:space="preserve"> </w:t>
+      </w:r>
+      <w:r>
+        <w:rPr>
+          <w:i/>
+          <w:iCs/>
+        </w:rPr>
+        <w:t xml:space="preserve">F</w:t>
+      </w:r>
+      <w:r>
+        <w:t xml:space="preserve"> </w:t>
+      </w:r>
+      <w:r>
+        <w:t xml:space="preserve">(1.30, 11.67) = 10.29,</w:t>
+      </w:r>
+      <w:r>
+        <w:t xml:space="preserve"> </w:t>
+      </w:r>
+      <w:r>
+        <w:rPr>
+          <w:i/>
+          <w:iCs/>
+        </w:rPr>
+        <w:t xml:space="preserve">p</w:t>
+      </w:r>
+      <w:r>
+        <w:t xml:space="preserve"> </w:t>
+      </w:r>
+      <w:r>
+        <w:t xml:space="preserve">= .005, ηp² = </w:t>
+      </w:r>
+      <w:r>
+        <w:rPr>
+          <w:rFonts w:hint="eastAsia"/>
+        </w:rPr>
+        <w:t xml:space="preserve">.53）。多重比較の結果、Go/Stop課題は単純反応課題よりも有意に長かった。MTにも条件の主効果が認められ（</w:t>
+      </w:r>
+      <w:r>
+        <w:t xml:space="preserve"> </w:t>
+      </w:r>
+      <w:r>
+        <w:rPr>
+          <w:i/>
+          <w:iCs/>
+        </w:rPr>
+        <w:t xml:space="preserve">F</w:t>
+      </w:r>
+      <w:r>
+        <w:t xml:space="preserve"> </w:t>
+      </w:r>
+      <w:r>
+        <w:t xml:space="preserve">(1.43, 12.90) = 31.63,</w:t>
+      </w:r>
+      <w:r>
+        <w:t xml:space="preserve"> </w:t>
+      </w:r>
+      <w:r>
+        <w:rPr>
+          <w:i/>
+          <w:iCs/>
+        </w:rPr>
+        <w:t xml:space="preserve">p</w:t>
+      </w:r>
+      <w:r>
+        <w:t xml:space="preserve"> </w:t>
+      </w:r>
+      <w:r>
+        <w:t xml:space="preserve">&lt; .001, ηp² = </w:t>
+      </w:r>
+      <w:r>
+        <w:rPr>
+          <w:rFonts w:hint="eastAsia"/>
+        </w:rPr>
+        <w:t xml:space="preserve">.78）、自由スイング条件（711.4</w:t>
+      </w:r>
+      <w:r>
+        <w:t xml:space="preserve"> ± 86.8 </w:t>
+      </w:r>
+      <w:r>
+        <w:rPr>
+          <w:rFonts w:hint="eastAsia"/>
+        </w:rPr>
+        <w:t xml:space="preserve">ms）は反応課題の3条件（557.5〜607.7</w:t>
+      </w:r>
+      <w:r>
+        <w:t xml:space="preserve"> </w:t>
+      </w:r>
+      <w:r>
+        <w:rPr>
+          <w:rFonts w:hint="eastAsia"/>
+        </w:rPr>
+        <w:t xml:space="preserve">ms）よりも有意に長く、Go/Stop課題は単純反応課題よりも有意に長かった。一方、PeakVelTopには条件の主効果は認められなかった（31.4〜31.8</w:t>
+      </w:r>
+      <w:r>
+        <w:t xml:space="preserve"> m/s,</w:t>
+      </w:r>
+      <w:r>
+        <w:t xml:space="preserve"> </w:t>
+      </w:r>
+      <w:r>
+        <w:rPr>
+          <w:i/>
+          <w:iCs/>
+        </w:rPr>
+        <w:t xml:space="preserve">F</w:t>
+      </w:r>
+      <w:r>
+        <w:t xml:space="preserve"> </w:t>
+      </w:r>
+      <w:r>
+        <w:t xml:space="preserve">(3, 27) = 1.32,</w:t>
+      </w:r>
+      <w:r>
+        <w:t xml:space="preserve"> </w:t>
+      </w:r>
+      <w:r>
+        <w:rPr>
+          <w:i/>
+          <w:iCs/>
+        </w:rPr>
+        <w:t xml:space="preserve">p</w:t>
+      </w:r>
+      <w:r>
+        <w:t xml:space="preserve"> </w:t>
+      </w:r>
+      <w:r>
+        <w:t xml:space="preserve">= </w:t>
+      </w:r>
+      <w:r>
+        <w:rPr>
+          <w:rFonts w:hint="eastAsia"/>
+        </w:rPr>
+        <w:t xml:space="preserve">.289）。踏み込み足のPeakFzには条件の主効果が認められた（</w:t>
+      </w:r>
+      <w:r>
+        <w:t xml:space="preserve"> </w:t>
+      </w:r>
+      <w:r>
+        <w:rPr>
+          <w:i/>
+          <w:iCs/>
+        </w:rPr>
+        <w:t xml:space="preserve">F</w:t>
+      </w:r>
+      <w:r>
+        <w:t xml:space="preserve"> </w:t>
+      </w:r>
+      <w:r>
+        <w:t xml:space="preserve">(3, 27) = 4.70,</w:t>
+      </w:r>
+      <w:r>
+        <w:t xml:space="preserve"> </w:t>
+      </w:r>
+      <w:r>
+        <w:rPr>
+          <w:i/>
+          <w:iCs/>
+        </w:rPr>
+        <w:t xml:space="preserve">p</w:t>
+      </w:r>
+      <w:r>
+        <w:t xml:space="preserve"> </w:t>
+      </w:r>
+      <w:r>
+        <w:t xml:space="preserve">= .009, ηp² = </w:t>
+      </w:r>
+      <w:r>
+        <w:rPr>
+          <w:rFonts w:hint="eastAsia"/>
+        </w:rPr>
+        <w:t xml:space="preserve">.34）が、多重比較ではいずれの条件間にも有意差は認められなかった。</w:t>
       </w:r>
     </w:p>
     <w:p>
@@ -124,57 +369,7 @@
         <w:rPr>
           <w:rFonts w:hint="eastAsia"/>
         </w:rPr>
-        <w:t xml:space="preserve">解析指標として、現時点では暫定的に、反応時間（Reaction</w:t>
-      </w:r>
-      <w:r>
-        <w:t xml:space="preserve"> </w:t>
-      </w:r>
-      <w:r>
-        <w:rPr>
-          <w:rFonts w:hint="eastAsia"/>
-        </w:rPr>
-        <w:t xml:space="preserve">Time：RT）、動作開始から動作終了までの時間である動作時間（Movement</w:t>
-      </w:r>
-      <w:r>
-        <w:t xml:space="preserve"> </w:t>
-      </w:r>
-      <w:r>
-        <w:rPr>
-          <w:rFonts w:hint="eastAsia"/>
-        </w:rPr>
-        <w:t xml:space="preserve">Time：MT）、Topマーカーのピーク合成速度（Peak</w:t>
-      </w:r>
-      <w:r>
-        <w:t xml:space="preserve"> Velocity </w:t>
-      </w:r>
-      <w:r>
-        <w:rPr>
-          <w:rFonts w:hint="eastAsia"/>
-        </w:rPr>
-        <w:t xml:space="preserve">Top：PeakVelTop）、および後ろ足と踏み込み足のピーク鉛直床反力（Peak</w:t>
-      </w:r>
-      <w:r>
-        <w:t xml:space="preserve"> vertical ground reaction </w:t>
-      </w:r>
-      <w:r>
-        <w:rPr>
-          <w:rFonts w:hint="eastAsia"/>
-        </w:rPr>
-        <w:t xml:space="preserve">force：PeakFz）を算出している。これらの指標は、今後の解析の進展に応じて見直す予定である。</w:t>
-      </w:r>
-    </w:p>
-    <w:p>
-      <w:pPr>
-        <w:pStyle w:val="BodyText"/>
-      </w:pPr>
-      <w:r>
-        <w:t xml:space="preserve">　</w:t>
-      </w:r>
-      <w:r>
-        <w:rPr>
-          <w:rFonts w:hint="eastAsia"/>
-        </w:rPr>
-        <w:t xml:space="preserve">統計処理では、参加者ごとに各条件の全試行の平均値を代表値とし、各指標について条件を要因とする一元配置反復測定分散分析を行う。主効果が認められた場合には、Bonferroni補正を施した対応のあるt検定により多重比較を行う。正規性が満たされない指標についてはFriedman検定を用い、多重比較にはBonferroni補正を施したWilcoxonの符号付順位検定を用いる。なお、RTは自由スイング条件では算出できないため、残る3条件で比較する。有意水準は5%とする。</w:t>
+        <w:t xml:space="preserve">以上より、反応課題の条件下では、最大スイング速度を維持したまま動作時間が短縮すること、また判断の認知的要求が高いGo/Stop課題ではRTとMTがともに延長することが示唆された。今後は、残り6名の測定を行うとともに、解析指標の拡大を検討する。</w:t>
       </w:r>
     </w:p>
     <w:bookmarkStart w:id="10" w:name="引用文献"/>
@@ -187,6 +382,54 @@
           <w:rFonts w:hint="eastAsia"/>
         </w:rPr>
         <w:t xml:space="preserve">引用文献</w:t>
+      </w:r>
+    </w:p>
+    <w:p>
+      <w:pPr>
+        <w:numPr>
+          <w:ilvl w:val="0"/>
+          <w:numId w:val="1001"/>
+        </w:numPr>
+      </w:pPr>
+      <w:r>
+        <w:t xml:space="preserve">Hayashi, H., Ikudome, S., Takamido, R., Cañal-Bruland, R., &amp; Nakamoto, H. (2026). Preplanned versus online control in baseball batting: Effects of temporal constraints and spatial uncertainty.</w:t>
+      </w:r>
+      <w:r>
+        <w:t xml:space="preserve"> </w:t>
+      </w:r>
+      <w:r>
+        <w:rPr>
+          <w:i/>
+          <w:iCs/>
+        </w:rPr>
+        <w:t xml:space="preserve">Journal of Experimental Psychology: Human Perception and Performance</w:t>
+      </w:r>
+      <w:r>
+        <w:t xml:space="preserve">, 52(8), 1086–1106. https://doi.org/10.1037/xhp0001436</w:t>
+      </w:r>
+    </w:p>
+    <w:p>
+      <w:pPr>
+        <w:numPr>
+          <w:ilvl w:val="0"/>
+          <w:numId w:val="1001"/>
+        </w:numPr>
+      </w:pPr>
+      <w:r>
+        <w:t xml:space="preserve">Brown, S. R., Brughelli, M., &amp; Hume, P. A. (2014). Knee mechanics during planned and unplanned sidestepping: A systematic review and meta-analysis.</w:t>
+      </w:r>
+      <w:r>
+        <w:t xml:space="preserve"> </w:t>
+      </w:r>
+      <w:r>
+        <w:rPr>
+          <w:i/>
+          <w:iCs/>
+        </w:rPr>
+        <w:t xml:space="preserve">Sports Medicine</w:t>
+      </w:r>
+      <w:r>
+        <w:t xml:space="preserve">, 44(11), 1573–1588. https://doi.org/10.1007/s40279-014-0225-3</w:t>
       </w:r>
     </w:p>
     <w:bookmarkStart w:id="9" w:name="refs"/>
@@ -302,8 +545,123 @@
       </w:pPr>
     </w:lvl>
   </w:abstractNum>
+  <w:abstractNum w:abstractNumId="99421">
+    <w:nsid w:val="00A99421"/>
+    <w:multiLevelType w:val="multilevel"/>
+    <w:lvl w:ilvl="0">
+      <w:start w:val="1"/>
+      <w:numFmt w:val="decimal"/>
+      <w:lvlText w:val="%1)"/>
+      <w:lvlJc w:val="left"/>
+      <w:pPr>
+        <w:ind w:left="720" w:hanging="360"/>
+      </w:pPr>
+    </w:lvl>
+    <w:lvl w:ilvl="1">
+      <w:start w:val="1"/>
+      <w:numFmt w:val="decimal"/>
+      <w:lvlText w:val="%2)"/>
+      <w:lvlJc w:val="left"/>
+      <w:pPr>
+        <w:ind w:left="1440" w:hanging="360"/>
+      </w:pPr>
+    </w:lvl>
+    <w:lvl w:ilvl="2">
+      <w:start w:val="1"/>
+      <w:numFmt w:val="decimal"/>
+      <w:lvlText w:val="%3)"/>
+      <w:lvlJc w:val="left"/>
+      <w:pPr>
+        <w:ind w:left="2160" w:hanging="360"/>
+      </w:pPr>
+    </w:lvl>
+    <w:lvl w:ilvl="3">
+      <w:start w:val="1"/>
+      <w:numFmt w:val="decimal"/>
+      <w:lvlText w:val="%4)"/>
+      <w:lvlJc w:val="left"/>
+      <w:pPr>
+        <w:ind w:left="2880" w:hanging="360"/>
+      </w:pPr>
+    </w:lvl>
+    <w:lvl w:ilvl="4">
+      <w:start w:val="1"/>
+      <w:numFmt w:val="decimal"/>
+      <w:lvlText w:val="%5)"/>
+      <w:lvlJc w:val="left"/>
+      <w:pPr>
+        <w:ind w:left="3600" w:hanging="360"/>
+      </w:pPr>
+    </w:lvl>
+    <w:lvl w:ilvl="5">
+      <w:start w:val="1"/>
+      <w:numFmt w:val="decimal"/>
+      <w:lvlText w:val="%6)"/>
+      <w:lvlJc w:val="left"/>
+      <w:pPr>
+        <w:ind w:left="4320" w:hanging="360"/>
+      </w:pPr>
+    </w:lvl>
+    <w:lvl w:ilvl="6">
+      <w:start w:val="1"/>
+      <w:numFmt w:val="decimal"/>
+      <w:lvlText w:val="%7)"/>
+      <w:lvlJc w:val="left"/>
+      <w:pPr>
+        <w:ind w:left="5040" w:hanging="360"/>
+      </w:pPr>
+    </w:lvl>
+    <w:lvl w:ilvl="7">
+      <w:start w:val="1"/>
+      <w:numFmt w:val="decimal"/>
+      <w:lvlText w:val="%8)"/>
+      <w:lvlJc w:val="left"/>
+      <w:pPr>
+        <w:ind w:left="5760" w:hanging="360"/>
+      </w:pPr>
+    </w:lvl>
+    <w:lvl w:ilvl="8">
+      <w:start w:val="1"/>
+      <w:numFmt w:val="decimal"/>
+      <w:lvlText w:val="%9)"/>
+      <w:lvlJc w:val="left"/>
+      <w:pPr>
+        <w:ind w:left="6480" w:hanging="360"/>
+      </w:pPr>
+    </w:lvl>
+  </w:abstractNum>
   <w:num w:numId="1000">
     <w:abstractNumId w:val="990"/>
+  </w:num>
+  <w:num w:numId="1001">
+    <w:abstractNumId w:val="99421"/>
+    <w:lvlOverride w:ilvl="0">
+      <w:startOverride w:val="1"/>
+    </w:lvlOverride>
+    <w:lvlOverride w:ilvl="1">
+      <w:startOverride w:val="1"/>
+    </w:lvlOverride>
+    <w:lvlOverride w:ilvl="2">
+      <w:startOverride w:val="1"/>
+    </w:lvlOverride>
+    <w:lvlOverride w:ilvl="3">
+      <w:startOverride w:val="1"/>
+    </w:lvlOverride>
+    <w:lvlOverride w:ilvl="4">
+      <w:startOverride w:val="1"/>
+    </w:lvlOverride>
+    <w:lvlOverride w:ilvl="5">
+      <w:startOverride w:val="1"/>
+    </w:lvlOverride>
+    <w:lvlOverride w:ilvl="6">
+      <w:startOverride w:val="1"/>
+    </w:lvlOverride>
+    <w:lvlOverride w:ilvl="7">
+      <w:startOverride w:val="1"/>
+    </w:lvlOverride>
+    <w:lvlOverride w:ilvl="8">
+      <w:startOverride w:val="1"/>
+    </w:lvlOverride>
   </w:num>
 </w:numbering>
 </file>

--- a/Project002_反応時間課題バットスイング（加藤）/Manuscript/修士論文/01_研究概要/研究概要.docx
+++ b/Project002_反応時間課題バットスイング（加藤）/Manuscript/修士論文/01_研究概要/研究概要.docx
@@ -10,7 +10,7 @@
         <w:rPr>
           <w:rFonts w:hint="eastAsia"/>
         </w:rPr>
-        <w:t xml:space="preserve">研究概要（題目を入力）</w:t>
+        <w:t xml:space="preserve">反応時間課題による認知的要求がバットスイングのバイオメカニクスに及ぼす影響</w:t>
       </w:r>
     </w:p>
     <w:p>
@@ -55,16 +55,46 @@
         <w:rPr>
           <w:rFonts w:hint="eastAsia"/>
         </w:rPr>
-        <w:t xml:space="preserve">野球の打撃は厳しい時間的制約のもとで行われる課題である。投手がボールをリリースしてから打者の元に到達するまでの時間はおよそ400-500msと言われており、打者はその間にコース・タイミング・球種などを判断し、スイングの可否を判断する必要がある。Hayashi</w:t>
+        <w:t xml:space="preserve">野球の打撃は厳しい時間的制約のもとで行われる課題である。投手がボールをリリースしてから打者の元に到達するまでの時間はおよそ400-500msと言われており、打者はその間にコース・タイミング・球種などを判断し、スイングの可否を判断する必要がある。Hayashiら（2026）は、到達時間が425msから400msへと25ms短くなるだけで、コンタクト率が約57%から約43%に低下することを報告しており</w:t>
       </w:r>
       <w:r>
         <w:t xml:space="preserve"> </w:t>
       </w:r>
       <w:r>
         <w:rPr>
-          <w:rFonts w:hint="eastAsia"/>
-        </w:rPr>
-        <w:t xml:space="preserve">らは、到達時間が425msから400msへと25ms短くなるだけで、コンタクト率が約57%から約43%に低下することを報告しており1)、わずかな時間のずれが打撃結果に影響を及ぼすことが分かる。また、このような意思決定時間の制限や準備時間の不足といった認知的要求の増大による動作難易度の上昇は、動作のバイオメカニクスの変容を引き起こすことが知られている2)。野球においても同様の現象が起こっていると考えられるが、実際の競技場面を想定した時間設定の中で野球打撃動作のバイオメカニクスについて検討した文献は少ない。そこで本研究は、反応課題を用いて実際の競技場面に類似した時間環境を設定し、時間的制約による認知的要求が野球打撃動作のバイオメカニクスに与える影響を検討することを目的とする。</w:t>
+          <w:vertAlign w:val="superscript"/>
+        </w:rPr>
+        <w:t xml:space="preserve">1)</w:t>
+      </w:r>
+      <w:r>
+        <w:t xml:space="preserve"> </w:t>
+      </w:r>
+      <w:r>
+        <w:rPr>
+          <w:rFonts w:hint="eastAsia"/>
+        </w:rPr>
+        <w:t xml:space="preserve">、わずかな時間のずれが打撃結果に影響を与えるとされている。また、このような意思決定時間の制限や準備時間の不足といった認知的要求の増大による動作難易度の上昇は、動作の変容を引き起こすことが報告されている</w:t>
+      </w:r>
+      <w:r>
+        <w:t xml:space="preserve"> </w:t>
+      </w:r>
+      <w:r>
+        <w:rPr>
+          <w:rFonts w:hint="eastAsia"/>
+        </w:rPr>
+        <w:t xml:space="preserve">。方向転換を対象動作とした研究では、切り返す方向を事前に知らされない場合、知らされている場合と比較して着地直後に膝関節の外反・内旋角度および外反・内旋モーメントが増大することが報告されている</w:t>
+      </w:r>
+      <w:r>
+        <w:rPr>
+          <w:vertAlign w:val="superscript"/>
+        </w:rPr>
+        <w:t xml:space="preserve">2)</w:t>
+      </w:r>
+      <w:r>
+        <w:rPr>
+          <w:rFonts w:hint="eastAsia"/>
+        </w:rPr>
+        <w:t xml:space="preserve">。野球打撃においても同様の変化が生じる可能性があるが、実際の競技場面に近い時間的制約のもとで、打撃動作の運動学的・運動力学的特徴を検討した研究は少ない。そこで本研究は、反応課題を用いて実際の競技場面に類似した時間環境を設定し、時間的制約による認知的要求が野球打撃動作に与える影響を検討することを目的とする。</w:t>
       </w:r>
     </w:p>
     <w:p>
@@ -72,13 +102,10 @@
         <w:pStyle w:val="BodyText"/>
       </w:pPr>
       <w:r>
-        <w:t xml:space="preserve">　</w:t>
-      </w:r>
-      <w:r>
-        <w:rPr>
-          <w:rFonts w:hint="eastAsia"/>
-        </w:rPr>
-        <w:t xml:space="preserve">対象は野球経験5年以上の現役野球部員16名とする。除外基準は、研究参加時に整形外科的疾患を有すること、打撃動作時に身体に痛みを有することとした。光学式モーションキャプチャーシステム（Qualisys社）、フォースプレート2枚（Bertec社）を用いて測定を行い、打撃動作には木製バット（SO</w:t>
+        <w:rPr>
+          <w:rFonts w:hint="eastAsia"/>
+        </w:rPr>
+        <w:t xml:space="preserve">対象は、野球経験5年以上の現役野球部員16名とする。除外基準は、研究参加時に整形外科的疾患を有すること、および打撃動作時に身体に痛みを有することとした。測定には光学式モーションキャプチャーシステム（Qualisys社）とフォースプレート2枚（Bertec社）を用い、打撃動作には木製バット（SO</w:t>
       </w:r>
       <w:r>
         <w:t xml:space="preserve"> </w:t>
@@ -96,7 +123,7 @@
         <w:rPr>
           <w:rFonts w:hint="eastAsia"/>
         </w:rPr>
-        <w:t xml:space="preserve">g）を使用した。バット先端の上面には反射マーカーを貼付した（以下、Topマーカーとする）。課題には、認知的要求の程度が異なる4条件を設定した。自由スイング条件では、合図の後に任意のタイミングで全力スイングを行わせた。単純反応課題では、Go刺激に対してできるだけ素早くかつ全力でスイングを行わせた。Go/No-Go課題では、Go刺激にはスイングを行い、No-Go刺激にはスイングを行わないよう求めた。Go/Stop課題では、1回目のGo刺激でスイングを開始させ、0.25秒後に呈示される2回目の刺激がStop刺激であればスイングを中止させた。刺激呈示までの時間は、投手の投球動作時間を模擬して1.2〜1.8秒の範囲でランダムに変化させた。各条件15試行、計60試行とし、条件の実施順序は参加者間でカウンターバランスをとった。解析指標として、現時点では暫定的に、反応時間（Reaction</w:t>
+        <w:t xml:space="preserve">g）を使用した。バット先端の上面には反射マーカーを貼付した（以下、Topマーカーとする）。課題には、認知的要求の程度が異なる4条件を設定した。自由スイング条件では、合図の後に任意のタイミングで全力スイングを行わせた。単純反応課題では、Go刺激に対してできるだけ素早く、かつ全力でスイングを行わせた。Go/No-Go課題では、Go刺激にはスイングを行い、No-Go刺激にはスイングを行わないよう求めた。Go/Stop課題では、1回目のGo刺激でスイングを開始させ、0.25秒後に呈示される2回目の刺激がStop刺激であればスイングを中止させた。刺激呈示までの時間は、投手の投球動作時間を模擬して1.2〜1.8秒の範囲でランダムに変化させた。各条件15試行、計60試行とし、条件の実施順序は参加者間でカウンターバランスをとった。解析指標として、現時点では暫定的に、反応時間（Reaction</w:t>
       </w:r>
       <w:r>
         <w:t xml:space="preserve"> </w:t>
@@ -123,7 +150,7 @@
         <w:rPr>
           <w:rFonts w:hint="eastAsia"/>
         </w:rPr>
-        <w:t xml:space="preserve">Top：PeakVelTop）、および後ろ足と踏み込み足のピーク鉛直床反力（Peak</w:t>
+        <w:t xml:space="preserve">Top：PeakVelTop）、および踏み込み足のピーク鉛直床反力（Peak</w:t>
       </w:r>
       <w:r>
         <w:t xml:space="preserve"> vertical ground reaction </w:t>
@@ -146,16 +173,7 @@
         <w:rPr>
           <w:rFonts w:hint="eastAsia"/>
         </w:rPr>
-        <w:t xml:space="preserve">現時点で解析を終えた10名の結果を示す（平均</w:t>
-      </w:r>
-      <w:r>
-        <w:t xml:space="preserve"> ± </w:t>
-      </w:r>
-      <w:r>
-        <w:rPr>
-          <w:rFonts w:hint="eastAsia"/>
-        </w:rPr>
-        <w:t xml:space="preserve">標準偏差）。RTは単純反応課題で205.2</w:t>
+        <w:t xml:space="preserve">現時点で解析を終えた10名の結果を示す。RTは単純反応課題で205.2</w:t>
       </w:r>
       <w:r>
         <w:t xml:space="preserve"> ± 24.3 </w:t>
@@ -182,189 +200,34 @@
         <w:rPr>
           <w:rFonts w:hint="eastAsia"/>
         </w:rPr>
-        <w:t xml:space="preserve">msであり、条件の主効果が認められた（</w:t>
+        <w:t xml:space="preserve">msであり、条件の主効果が認められた。多重比較の結果、Go/Stop課題は単純反応課題よりも有意に長かった。MTにも条件の主効果が認められ、自由スイング条件（711.4</w:t>
       </w:r>
       <w:r>
         <w:t xml:space="preserve"> </w:t>
       </w:r>
       <w:r>
-        <w:rPr>
-          <w:i/>
-          <w:iCs/>
-        </w:rPr>
-        <w:t xml:space="preserve">F</w:t>
+        <w:t xml:space="preserve">± 86.8 </w:t>
+      </w:r>
+      <w:r>
+        <w:rPr>
+          <w:rFonts w:hint="eastAsia"/>
+        </w:rPr>
+        <w:t xml:space="preserve">ms）は反応課題の3条件（557.5〜607.7</w:t>
       </w:r>
       <w:r>
         <w:t xml:space="preserve"> </w:t>
       </w:r>
       <w:r>
-        <w:t xml:space="preserve">(1.30, 11.67) = 10.29,</w:t>
-      </w:r>
-      <w:r>
-        <w:t xml:space="preserve"> </w:t>
-      </w:r>
-      <w:r>
-        <w:rPr>
-          <w:i/>
-          <w:iCs/>
-        </w:rPr>
-        <w:t xml:space="preserve">p</w:t>
-      </w:r>
-      <w:r>
-        <w:t xml:space="preserve"> </w:t>
-      </w:r>
-      <w:r>
-        <w:t xml:space="preserve">= .005, ηp² = </w:t>
-      </w:r>
-      <w:r>
-        <w:rPr>
-          <w:rFonts w:hint="eastAsia"/>
-        </w:rPr>
-        <w:t xml:space="preserve">.53）。多重比較の結果、Go/Stop課題は単純反応課題よりも有意に長かった。MTにも条件の主効果が認められ（</w:t>
-      </w:r>
-      <w:r>
-        <w:t xml:space="preserve"> </w:t>
-      </w:r>
-      <w:r>
-        <w:rPr>
-          <w:i/>
-          <w:iCs/>
-        </w:rPr>
-        <w:t xml:space="preserve">F</w:t>
-      </w:r>
-      <w:r>
-        <w:t xml:space="preserve"> </w:t>
-      </w:r>
-      <w:r>
-        <w:t xml:space="preserve">(1.43, 12.90) = 31.63,</w:t>
-      </w:r>
-      <w:r>
-        <w:t xml:space="preserve"> </w:t>
-      </w:r>
-      <w:r>
-        <w:rPr>
-          <w:i/>
-          <w:iCs/>
-        </w:rPr>
-        <w:t xml:space="preserve">p</w:t>
-      </w:r>
-      <w:r>
-        <w:t xml:space="preserve"> </w:t>
-      </w:r>
-      <w:r>
-        <w:t xml:space="preserve">&lt; .001, ηp² = </w:t>
-      </w:r>
-      <w:r>
-        <w:rPr>
-          <w:rFonts w:hint="eastAsia"/>
-        </w:rPr>
-        <w:t xml:space="preserve">.78）、自由スイング条件（711.4</w:t>
-      </w:r>
-      <w:r>
-        <w:t xml:space="preserve"> ± 86.8 </w:t>
-      </w:r>
-      <w:r>
-        <w:rPr>
-          <w:rFonts w:hint="eastAsia"/>
-        </w:rPr>
-        <w:t xml:space="preserve">ms）は反応課題の3条件（557.5〜607.7</w:t>
-      </w:r>
-      <w:r>
-        <w:t xml:space="preserve"> </w:t>
-      </w:r>
-      <w:r>
-        <w:rPr>
-          <w:rFonts w:hint="eastAsia"/>
-        </w:rPr>
-        <w:t xml:space="preserve">ms）よりも有意に長く、Go/Stop課題は単純反応課題よりも有意に長かった。一方、PeakVelTopには条件の主効果は認められなかった（31.4〜31.8</w:t>
-      </w:r>
-      <w:r>
-        <w:t xml:space="preserve"> m/s,</w:t>
-      </w:r>
-      <w:r>
-        <w:t xml:space="preserve"> </w:t>
-      </w:r>
-      <w:r>
-        <w:rPr>
-          <w:i/>
-          <w:iCs/>
-        </w:rPr>
-        <w:t xml:space="preserve">F</w:t>
-      </w:r>
-      <w:r>
-        <w:t xml:space="preserve"> </w:t>
-      </w:r>
-      <w:r>
-        <w:t xml:space="preserve">(3, 27) = 1.32,</w:t>
-      </w:r>
-      <w:r>
-        <w:t xml:space="preserve"> </w:t>
-      </w:r>
-      <w:r>
-        <w:rPr>
-          <w:i/>
-          <w:iCs/>
-        </w:rPr>
-        <w:t xml:space="preserve">p</w:t>
-      </w:r>
-      <w:r>
-        <w:t xml:space="preserve"> </w:t>
-      </w:r>
-      <w:r>
-        <w:t xml:space="preserve">= </w:t>
-      </w:r>
-      <w:r>
-        <w:rPr>
-          <w:rFonts w:hint="eastAsia"/>
-        </w:rPr>
-        <w:t xml:space="preserve">.289）。踏み込み足のPeakFzには条件の主効果が認められた（</w:t>
-      </w:r>
-      <w:r>
-        <w:t xml:space="preserve"> </w:t>
-      </w:r>
-      <w:r>
-        <w:rPr>
-          <w:i/>
-          <w:iCs/>
-        </w:rPr>
-        <w:t xml:space="preserve">F</w:t>
-      </w:r>
-      <w:r>
-        <w:t xml:space="preserve"> </w:t>
-      </w:r>
-      <w:r>
-        <w:t xml:space="preserve">(3, 27) = 4.70,</w:t>
-      </w:r>
-      <w:r>
-        <w:t xml:space="preserve"> </w:t>
-      </w:r>
-      <w:r>
-        <w:rPr>
-          <w:i/>
-          <w:iCs/>
-        </w:rPr>
-        <w:t xml:space="preserve">p</w:t>
-      </w:r>
-      <w:r>
-        <w:t xml:space="preserve"> </w:t>
-      </w:r>
-      <w:r>
-        <w:t xml:space="preserve">= .009, ηp² = </w:t>
-      </w:r>
-      <w:r>
-        <w:rPr>
-          <w:rFonts w:hint="eastAsia"/>
-        </w:rPr>
-        <w:t xml:space="preserve">.34）が、多重比較ではいずれの条件間にも有意差は認められなかった。</w:t>
+        <w:rPr>
+          <w:rFonts w:hint="eastAsia"/>
+        </w:rPr>
+        <w:t xml:space="preserve">ms）よりも有意に長く、Go/Stop課題は単純反応課題よりも有意に長かった。一方、PeakVelTopには条件の主効果は認められなかった。打撃動作時の踏み込み足PeakFzには条件の主効果が認められたが、多重比較ではいずれの条件間にも有意差は認められなかった。</w:t>
       </w:r>
     </w:p>
     <w:p>
       <w:pPr>
         <w:pStyle w:val="BodyText"/>
       </w:pPr>
-      <w:r>
-        <w:t xml:space="preserve">　</w:t>
-      </w:r>
       <w:r>
         <w:rPr>
           <w:rFonts w:hint="eastAsia"/>
@@ -375,61 +238,65 @@
     <w:bookmarkStart w:id="10" w:name="引用文献"/>
     <w:p>
       <w:pPr>
-        <w:pStyle w:val="Heading2"/>
-      </w:pPr>
-      <w:r>
-        <w:rPr>
-          <w:rFonts w:hint="eastAsia"/>
-        </w:rPr>
-        <w:t xml:space="preserve">引用文献</w:t>
+        <w:pStyle w:val="Heading3"/>
+      </w:pPr>
+      <w:r>
+        <w:rPr>
+          <w:rFonts w:hint="eastAsia"/>
+        </w:rPr>
+        <w:t xml:space="preserve">＜引用文献＞</w:t>
       </w:r>
     </w:p>
     <w:p>
       <w:pPr>
-        <w:numPr>
-          <w:ilvl w:val="0"/>
-          <w:numId w:val="1001"/>
-        </w:numPr>
-      </w:pPr>
-      <w:r>
-        <w:t xml:space="preserve">Hayashi, H., Ikudome, S., Takamido, R., Cañal-Bruland, R., &amp; Nakamoto, H. (2026). Preplanned versus online control in baseball batting: Effects of temporal constraints and spatial uncertainty.</w:t>
-      </w:r>
-      <w:r>
-        <w:t xml:space="preserve"> </w:t>
-      </w:r>
-      <w:r>
-        <w:rPr>
-          <w:i/>
-          <w:iCs/>
-        </w:rPr>
-        <w:t xml:space="preserve">Journal of Experimental Psychology: Human Perception and Performance</w:t>
-      </w:r>
-      <w:r>
-        <w:t xml:space="preserve">, 52(8), 1086–1106. https://doi.org/10.1037/xhp0001436</w:t>
+        <w:pStyle w:val="FirstParagraph"/>
+      </w:pPr>
+      <w:r>
+        <w:t xml:space="preserve">Hayashi, et </w:t>
+      </w:r>
+      <w:r>
+        <w:rPr>
+          <w:rFonts w:hint="eastAsia"/>
+        </w:rPr>
+        <w:t xml:space="preserve">al.：Preplanned</w:t>
+      </w:r>
+      <w:r>
+        <w:t xml:space="preserve"> versus online control in baseball batting: Effects of temporal constraints and spatial uncertainty. J Exp Psychol Hum Percept Perform </w:t>
+      </w:r>
+      <w:r>
+        <w:rPr>
+          <w:rFonts w:hint="eastAsia"/>
+        </w:rPr>
+        <w:t xml:space="preserve">52(8)：1086-1106,</w:t>
+      </w:r>
+      <w:r>
+        <w:t xml:space="preserve"> 2026</w:t>
       </w:r>
     </w:p>
     <w:p>
       <w:pPr>
-        <w:numPr>
-          <w:ilvl w:val="0"/>
-          <w:numId w:val="1001"/>
-        </w:numPr>
-      </w:pPr>
-      <w:r>
-        <w:t xml:space="preserve">Brown, S. R., Brughelli, M., &amp; Hume, P. A. (2014). Knee mechanics during planned and unplanned sidestepping: A systematic review and meta-analysis.</w:t>
-      </w:r>
-      <w:r>
-        <w:t xml:space="preserve"> </w:t>
-      </w:r>
-      <w:r>
-        <w:rPr>
-          <w:i/>
-          <w:iCs/>
-        </w:rPr>
-        <w:t xml:space="preserve">Sports Medicine</w:t>
-      </w:r>
-      <w:r>
-        <w:t xml:space="preserve">, 44(11), 1573–1588. https://doi.org/10.1007/s40279-014-0225-3</w:t>
+        <w:pStyle w:val="BodyText"/>
+      </w:pPr>
+      <w:r>
+        <w:t xml:space="preserve">Brown, et </w:t>
+      </w:r>
+      <w:r>
+        <w:rPr>
+          <w:rFonts w:hint="eastAsia"/>
+        </w:rPr>
+        <w:t xml:space="preserve">al.：Knee</w:t>
+      </w:r>
+      <w:r>
+        <w:t xml:space="preserve"> mechanics during planned and unplanned sidestepping: a systematic review and meta-analysis. Sports Med </w:t>
+      </w:r>
+      <w:r>
+        <w:rPr>
+          <w:rFonts w:hint="eastAsia"/>
+        </w:rPr>
+        <w:t xml:space="preserve">44(11)：1573-1588,</w:t>
+      </w:r>
+      <w:r>
+        <w:t xml:space="preserve"> 2014</w:t>
       </w:r>
     </w:p>
     <w:bookmarkStart w:id="9" w:name="refs"/>
@@ -545,123 +412,8 @@
       </w:pPr>
     </w:lvl>
   </w:abstractNum>
-  <w:abstractNum w:abstractNumId="99421">
-    <w:nsid w:val="00A99421"/>
-    <w:multiLevelType w:val="multilevel"/>
-    <w:lvl w:ilvl="0">
-      <w:start w:val="1"/>
-      <w:numFmt w:val="decimal"/>
-      <w:lvlText w:val="%1)"/>
-      <w:lvlJc w:val="left"/>
-      <w:pPr>
-        <w:ind w:left="720" w:hanging="360"/>
-      </w:pPr>
-    </w:lvl>
-    <w:lvl w:ilvl="1">
-      <w:start w:val="1"/>
-      <w:numFmt w:val="decimal"/>
-      <w:lvlText w:val="%2)"/>
-      <w:lvlJc w:val="left"/>
-      <w:pPr>
-        <w:ind w:left="1440" w:hanging="360"/>
-      </w:pPr>
-    </w:lvl>
-    <w:lvl w:ilvl="2">
-      <w:start w:val="1"/>
-      <w:numFmt w:val="decimal"/>
-      <w:lvlText w:val="%3)"/>
-      <w:lvlJc w:val="left"/>
-      <w:pPr>
-        <w:ind w:left="2160" w:hanging="360"/>
-      </w:pPr>
-    </w:lvl>
-    <w:lvl w:ilvl="3">
-      <w:start w:val="1"/>
-      <w:numFmt w:val="decimal"/>
-      <w:lvlText w:val="%4)"/>
-      <w:lvlJc w:val="left"/>
-      <w:pPr>
-        <w:ind w:left="2880" w:hanging="360"/>
-      </w:pPr>
-    </w:lvl>
-    <w:lvl w:ilvl="4">
-      <w:start w:val="1"/>
-      <w:numFmt w:val="decimal"/>
-      <w:lvlText w:val="%5)"/>
-      <w:lvlJc w:val="left"/>
-      <w:pPr>
-        <w:ind w:left="3600" w:hanging="360"/>
-      </w:pPr>
-    </w:lvl>
-    <w:lvl w:ilvl="5">
-      <w:start w:val="1"/>
-      <w:numFmt w:val="decimal"/>
-      <w:lvlText w:val="%6)"/>
-      <w:lvlJc w:val="left"/>
-      <w:pPr>
-        <w:ind w:left="4320" w:hanging="360"/>
-      </w:pPr>
-    </w:lvl>
-    <w:lvl w:ilvl="6">
-      <w:start w:val="1"/>
-      <w:numFmt w:val="decimal"/>
-      <w:lvlText w:val="%7)"/>
-      <w:lvlJc w:val="left"/>
-      <w:pPr>
-        <w:ind w:left="5040" w:hanging="360"/>
-      </w:pPr>
-    </w:lvl>
-    <w:lvl w:ilvl="7">
-      <w:start w:val="1"/>
-      <w:numFmt w:val="decimal"/>
-      <w:lvlText w:val="%8)"/>
-      <w:lvlJc w:val="left"/>
-      <w:pPr>
-        <w:ind w:left="5760" w:hanging="360"/>
-      </w:pPr>
-    </w:lvl>
-    <w:lvl w:ilvl="8">
-      <w:start w:val="1"/>
-      <w:numFmt w:val="decimal"/>
-      <w:lvlText w:val="%9)"/>
-      <w:lvlJc w:val="left"/>
-      <w:pPr>
-        <w:ind w:left="6480" w:hanging="360"/>
-      </w:pPr>
-    </w:lvl>
-  </w:abstractNum>
   <w:num w:numId="1000">
     <w:abstractNumId w:val="990"/>
-  </w:num>
-  <w:num w:numId="1001">
-    <w:abstractNumId w:val="99421"/>
-    <w:lvlOverride w:ilvl="0">
-      <w:startOverride w:val="1"/>
-    </w:lvlOverride>
-    <w:lvlOverride w:ilvl="1">
-      <w:startOverride w:val="1"/>
-    </w:lvlOverride>
-    <w:lvlOverride w:ilvl="2">
-      <w:startOverride w:val="1"/>
-    </w:lvlOverride>
-    <w:lvlOverride w:ilvl="3">
-      <w:startOverride w:val="1"/>
-    </w:lvlOverride>
-    <w:lvlOverride w:ilvl="4">
-      <w:startOverride w:val="1"/>
-    </w:lvlOverride>
-    <w:lvlOverride w:ilvl="5">
-      <w:startOverride w:val="1"/>
-    </w:lvlOverride>
-    <w:lvlOverride w:ilvl="6">
-      <w:startOverride w:val="1"/>
-    </w:lvlOverride>
-    <w:lvlOverride w:ilvl="7">
-      <w:startOverride w:val="1"/>
-    </w:lvlOverride>
-    <w:lvlOverride w:ilvl="8">
-      <w:startOverride w:val="1"/>
-    </w:lvlOverride>
   </w:num>
 </w:numbering>
 </file>

--- a/Project002_反応時間課題バットスイング（加藤）/Manuscript/修士論文/01_研究概要/研究概要.docx
+++ b/Project002_反応時間課題バットスイング（加藤）/Manuscript/修士論文/01_研究概要/研究概要.docx
@@ -55,40 +55,40 @@
         <w:rPr>
           <w:rFonts w:hint="eastAsia"/>
         </w:rPr>
-        <w:t xml:space="preserve">野球の打撃は厳しい時間的制約のもとで行われる課題である。投手がボールをリリースしてから打者の元に到達するまでの時間はおよそ400-500msと言われており、打者はその間にコース・タイミング・球種などを判断し、スイングの可否を判断する必要がある。Hayashiら（2026）は、到達時間が425msから400msへと25ms短くなるだけで、コンタクト率が約57%から約43%に低下することを報告しており</w:t>
+        <w:t xml:space="preserve">野球の打撃は厳しい時間的制約のもとで行われる課題である。投手がボールをリリースしてから打者の元に到達するまでの時間はおよそ400-500msと言われており、打者はその間にコース・タイミング・球種などを知覚し、スイングの可否を判断する必要がある。Hayashiら（2026）は、到達時間が425msから400msへと25ms短くなるだけで、コンタクト率が約57%から約43%に低下することを報告しており</w:t>
+      </w:r>
+      <w:r>
+        <w:rPr>
+          <w:vertAlign w:val="superscript"/>
+        </w:rPr>
+        <w:t xml:space="preserve">1)</w:t>
+      </w:r>
+      <w:r>
+        <w:rPr>
+          <w:rFonts w:hint="eastAsia"/>
+        </w:rPr>
+        <w:t xml:space="preserve">、わずかな時間のずれが打撃結果に影響を与えるとされている。また、このような意思決定時間の制限や準備時間の不足といった認知的要求の増大による動作難易度の上昇は、動作の変容を引き起こすことが報告されている</w:t>
       </w:r>
       <w:r>
         <w:t xml:space="preserve"> </w:t>
       </w:r>
       <w:r>
         <w:rPr>
+          <w:rFonts w:hint="eastAsia"/>
+        </w:rPr>
+        <w:t xml:space="preserve">。方向転換を対象動作とした研究では、切り返す方向を事前に知らされない場合、知らされている場合と比較して着地直後に膝関節の外反・内旋角度および外反・内旋モーメントが増大することが報告されている</w:t>
+      </w:r>
+      <w:r>
+        <w:t xml:space="preserve"> </w:t>
+      </w:r>
+      <w:r>
+        <w:rPr>
           <w:vertAlign w:val="superscript"/>
         </w:rPr>
-        <w:t xml:space="preserve">1)</w:t>
+        <w:t xml:space="preserve">2)</w:t>
       </w:r>
       <w:r>
         <w:t xml:space="preserve"> </w:t>
-      </w:r>
-      <w:r>
-        <w:rPr>
-          <w:rFonts w:hint="eastAsia"/>
-        </w:rPr>
-        <w:t xml:space="preserve">、わずかな時間のずれが打撃結果に影響を与えるとされている。また、このような意思決定時間の制限や準備時間の不足といった認知的要求の増大による動作難易度の上昇は、動作の変容を引き起こすことが報告されている</w:t>
-      </w:r>
-      <w:r>
-        <w:t xml:space="preserve"> </w:t>
-      </w:r>
-      <w:r>
-        <w:rPr>
-          <w:rFonts w:hint="eastAsia"/>
-        </w:rPr>
-        <w:t xml:space="preserve">。方向転換を対象動作とした研究では、切り返す方向を事前に知らされない場合、知らされている場合と比較して着地直後に膝関節の外反・内旋角度および外反・内旋モーメントが増大することが報告されている</w:t>
-      </w:r>
-      <w:r>
-        <w:rPr>
-          <w:vertAlign w:val="superscript"/>
-        </w:rPr>
-        <w:t xml:space="preserve">2)</w:t>
       </w:r>
       <w:r>
         <w:rPr>
@@ -102,10 +102,13 @@
         <w:pStyle w:val="BodyText"/>
       </w:pPr>
       <w:r>
-        <w:rPr>
-          <w:rFonts w:hint="eastAsia"/>
-        </w:rPr>
-        <w:t xml:space="preserve">対象は、野球経験5年以上の現役野球部員16名とする。除外基準は、研究参加時に整形外科的疾患を有すること、および打撃動作時に身体に痛みを有することとした。測定には光学式モーションキャプチャーシステム（Qualisys社）とフォースプレート2枚（Bertec社）を用い、打撃動作には木製バット（SO</w:t>
+        <w:t xml:space="preserve">　</w:t>
+      </w:r>
+      <w:r>
+        <w:rPr>
+          <w:rFonts w:hint="eastAsia"/>
+        </w:rPr>
+        <w:t xml:space="preserve">対象は、野球経験5年以上の男子大学生16名とする。除外基準は、研究参加時に整形外科的疾患を有すること、および打撃動作時に身体に痛みを有することとする。測定には光学式モーションキャプチャーシステム（Qualisys社）とフォースプレート2枚（Bertec社）を用い、打撃動作には木製バット（SO</w:t>
       </w:r>
       <w:r>
         <w:t xml:space="preserve"> </w:t>
@@ -123,43 +126,7 @@
         <w:rPr>
           <w:rFonts w:hint="eastAsia"/>
         </w:rPr>
-        <w:t xml:space="preserve">g）を使用した。バット先端の上面には反射マーカーを貼付した（以下、Topマーカーとする）。課題には、認知的要求の程度が異なる4条件を設定した。自由スイング条件では、合図の後に任意のタイミングで全力スイングを行わせた。単純反応課題では、Go刺激に対してできるだけ素早く、かつ全力でスイングを行わせた。Go/No-Go課題では、Go刺激にはスイングを行い、No-Go刺激にはスイングを行わないよう求めた。Go/Stop課題では、1回目のGo刺激でスイングを開始させ、0.25秒後に呈示される2回目の刺激がStop刺激であればスイングを中止させた。刺激呈示までの時間は、投手の投球動作時間を模擬して1.2〜1.8秒の範囲でランダムに変化させた。各条件15試行、計60試行とし、条件の実施順序は参加者間でカウンターバランスをとった。解析指標として、現時点では暫定的に、反応時間（Reaction</w:t>
-      </w:r>
-      <w:r>
-        <w:t xml:space="preserve"> </w:t>
-      </w:r>
-      <w:r>
-        <w:rPr>
-          <w:rFonts w:hint="eastAsia"/>
-        </w:rPr>
-        <w:t xml:space="preserve">Time：RT）、動作開始から動作終了までの時間である動作時間（Movement</w:t>
-      </w:r>
-      <w:r>
-        <w:t xml:space="preserve"> </w:t>
-      </w:r>
-      <w:r>
-        <w:rPr>
-          <w:rFonts w:hint="eastAsia"/>
-        </w:rPr>
-        <w:t xml:space="preserve">Time：MT）、Topマーカーのピーク合成速度（Peak</w:t>
-      </w:r>
-      <w:r>
-        <w:t xml:space="preserve"> Velocity </w:t>
-      </w:r>
-      <w:r>
-        <w:rPr>
-          <w:rFonts w:hint="eastAsia"/>
-        </w:rPr>
-        <w:t xml:space="preserve">Top：PeakVelTop）、および踏み込み足のピーク鉛直床反力（Peak</w:t>
-      </w:r>
-      <w:r>
-        <w:t xml:space="preserve"> vertical ground reaction </w:t>
-      </w:r>
-      <w:r>
-        <w:rPr>
-          <w:rFonts w:hint="eastAsia"/>
-        </w:rPr>
-        <w:t xml:space="preserve">force：PeakFz）を算出している。これらの指標は、今後の解析の進展に応じて見直す予定である。統計処理では、参加者ごとに各条件の全試行の平均値を代表値とし、各指標について条件を要因とする一元配置反復測定分散分析を行う。主効果が認められた場合には、Bonferroni補正を施した対応のあるt検定により多重比較を行う。正規性が満たされない指標についてはFriedman検定を用い、多重比較にはBonferroni補正を施したWilcoxonの符号付順位検定を用いる。なお、RTは自由スイング条件では算出できないため、残る3条件で比較する。有意水準は5%とする。</w:t>
+        <w:t xml:space="preserve">g）を使用する。バット先端の上面には反射マーカーを貼付する（以下、Topマーカーとする）。</w:t>
       </w:r>
     </w:p>
     <w:p>
@@ -173,55 +140,7 @@
         <w:rPr>
           <w:rFonts w:hint="eastAsia"/>
         </w:rPr>
-        <w:t xml:space="preserve">現時点で解析を終えた10名の結果を示す。RTは単純反応課題で205.2</w:t>
-      </w:r>
-      <w:r>
-        <w:t xml:space="preserve"> ± 24.3 </w:t>
-      </w:r>
-      <w:r>
-        <w:rPr>
-          <w:rFonts w:hint="eastAsia"/>
-        </w:rPr>
-        <w:t xml:space="preserve">ms、Go/No-Go課題で211.7</w:t>
-      </w:r>
-      <w:r>
-        <w:t xml:space="preserve"> ± 29.4 </w:t>
-      </w:r>
-      <w:r>
-        <w:rPr>
-          <w:rFonts w:hint="eastAsia"/>
-        </w:rPr>
-        <w:t xml:space="preserve">ms、Go/Stop課題で244.2</w:t>
-      </w:r>
-      <w:r>
-        <w:t xml:space="preserve"> ± 28.1 </w:t>
-      </w:r>
-      <w:r>
-        <w:rPr>
-          <w:rFonts w:hint="eastAsia"/>
-        </w:rPr>
-        <w:t xml:space="preserve">msであり、条件の主効果が認められた。多重比較の結果、Go/Stop課題は単純反応課題よりも有意に長かった。MTにも条件の主効果が認められ、自由スイング条件（711.4</w:t>
-      </w:r>
-      <w:r>
-        <w:t xml:space="preserve"> </w:t>
-      </w:r>
-      <w:r>
-        <w:t xml:space="preserve">± 86.8 </w:t>
-      </w:r>
-      <w:r>
-        <w:rPr>
-          <w:rFonts w:hint="eastAsia"/>
-        </w:rPr>
-        <w:t xml:space="preserve">ms）は反応課題の3条件（557.5〜607.7</w:t>
-      </w:r>
-      <w:r>
-        <w:t xml:space="preserve"> </w:t>
-      </w:r>
-      <w:r>
-        <w:rPr>
-          <w:rFonts w:hint="eastAsia"/>
-        </w:rPr>
-        <w:t xml:space="preserve">ms）よりも有意に長く、Go/Stop課題は単純反応課題よりも有意に長かった。一方、PeakVelTopには条件の主効果は認められなかった。打撃動作時の踏み込み足PeakFzには条件の主効果が認められたが、多重比較ではいずれの条件間にも有意差は認められなかった。</w:t>
+        <w:t xml:space="preserve">課題には、認知的要求の程度が異なる4条件を設定する。自由スイング条件では、合図の後に任意のタイミングで全力スイングを行わせる。単純反応課題では、Go刺激に対してできるだけ素早く、かつ全力でスイングを行わせる。Go/No-Go課題では、Go刺激にはスイングを行い、No-Go刺激にはスイングを行わないよう求める。Go/Stop課題では、1回目のGo刺激でスイングを開始させ、0.25秒後に呈示される2回目の刺激がStop刺激であればスイングを中止させる。刺激呈示までの時間は、投手の投球動作時間を模擬して1.2〜1.8秒の範囲でランダムに変化させる。各条件15試行、計60試行とし、条件の実施順序は参加者間でカウンターバランスをとる。</w:t>
       </w:r>
     </w:p>
     <w:p>
@@ -229,48 +148,108 @@
         <w:pStyle w:val="BodyText"/>
       </w:pPr>
       <w:r>
-        <w:rPr>
-          <w:rFonts w:hint="eastAsia"/>
-        </w:rPr>
-        <w:t xml:space="preserve">以上より、反応課題の条件下では、最大スイング速度を維持したまま動作時間が短縮すること、また判断の認知的要求が高いGo/Stop課題ではRTとMTがともに延長することが示唆された。今後は、残り6名の測定を行うとともに、解析指標の拡大を検討する。</w:t>
-      </w:r>
-    </w:p>
-    <w:bookmarkStart w:id="10" w:name="引用文献"/>
-    <w:p>
-      <w:pPr>
-        <w:pStyle w:val="Heading3"/>
-      </w:pPr>
-      <w:r>
-        <w:rPr>
-          <w:rFonts w:hint="eastAsia"/>
-        </w:rPr>
-        <w:t xml:space="preserve">＜引用文献＞</w:t>
+        <w:t xml:space="preserve">　</w:t>
+      </w:r>
+      <w:r>
+        <w:rPr>
+          <w:rFonts w:hint="eastAsia"/>
+        </w:rPr>
+        <w:t xml:space="preserve">解析指標として、現時点では暫定的に、反応時間（Reaction</w:t>
+      </w:r>
+      <w:r>
+        <w:t xml:space="preserve"> </w:t>
+      </w:r>
+      <w:r>
+        <w:rPr>
+          <w:rFonts w:hint="eastAsia"/>
+        </w:rPr>
+        <w:t xml:space="preserve">Time：RT）、動作開始から動作終了までの時間である動作時間（Movement</w:t>
+      </w:r>
+      <w:r>
+        <w:t xml:space="preserve"> </w:t>
+      </w:r>
+      <w:r>
+        <w:rPr>
+          <w:rFonts w:hint="eastAsia"/>
+        </w:rPr>
+        <w:t xml:space="preserve">Time：MT）、Topマーカーのピーク合成速度（Peak</w:t>
+      </w:r>
+      <w:r>
+        <w:t xml:space="preserve"> Velocity </w:t>
+      </w:r>
+      <w:r>
+        <w:rPr>
+          <w:rFonts w:hint="eastAsia"/>
+        </w:rPr>
+        <w:t xml:space="preserve">Top：PeakVelTop）、および踏み込み足のピーク鉛直床反力（Peak</w:t>
+      </w:r>
+      <w:r>
+        <w:t xml:space="preserve"> vertical ground reaction </w:t>
+      </w:r>
+      <w:r>
+        <w:rPr>
+          <w:rFonts w:hint="eastAsia"/>
+        </w:rPr>
+        <w:t xml:space="preserve">force：PeakFz）を算出している。これらの指標は、今後の解析の進展に応じて見直す予定である。統計処理では、参加者ごとに各条件の全試行の平均値を代表値とし、各指標について条件を要因とする一元配置反復測定分散分析を行う。主効果が認められた場合には、Bonferroni補正を施した対応のあるt検定により多重比較を行う。正規性が満たされない指標についてはFriedman検定を用い、多重比較にはBonferroni補正を施したWilcoxonの符号付順位検定を用いる。なお、RTは自由スイング条件では算出できないため、残る3条件で比較する。有意水準は5%とする。</w:t>
       </w:r>
     </w:p>
     <w:p>
       <w:pPr>
-        <w:pStyle w:val="FirstParagraph"/>
-      </w:pPr>
-      <w:r>
-        <w:t xml:space="preserve">Hayashi, et </w:t>
-      </w:r>
-      <w:r>
-        <w:rPr>
-          <w:rFonts w:hint="eastAsia"/>
-        </w:rPr>
-        <w:t xml:space="preserve">al.：Preplanned</w:t>
-      </w:r>
-      <w:r>
-        <w:t xml:space="preserve"> versus online control in baseball batting: Effects of temporal constraints and spatial uncertainty. J Exp Psychol Hum Percept Perform </w:t>
-      </w:r>
-      <w:r>
-        <w:rPr>
-          <w:rFonts w:hint="eastAsia"/>
-        </w:rPr>
-        <w:t xml:space="preserve">52(8)：1086-1106,</w:t>
-      </w:r>
-      <w:r>
-        <w:t xml:space="preserve"> 2026</w:t>
+        <w:pStyle w:val="BodyText"/>
+      </w:pPr>
+      <w:r>
+        <w:t xml:space="preserve">　</w:t>
+      </w:r>
+      <w:r>
+        <w:rPr>
+          <w:rFonts w:hint="eastAsia"/>
+        </w:rPr>
+        <w:t xml:space="preserve">現時点で解析を終えた10名の結果を示す。RTは単純反応課題で205.2</w:t>
+      </w:r>
+      <w:r>
+        <w:t xml:space="preserve"> ± 24.3 </w:t>
+      </w:r>
+      <w:r>
+        <w:rPr>
+          <w:rFonts w:hint="eastAsia"/>
+        </w:rPr>
+        <w:t xml:space="preserve">ms、Go/No-Go課題で211.7</w:t>
+      </w:r>
+      <w:r>
+        <w:t xml:space="preserve"> ± 29.4 </w:t>
+      </w:r>
+      <w:r>
+        <w:rPr>
+          <w:rFonts w:hint="eastAsia"/>
+        </w:rPr>
+        <w:t xml:space="preserve">ms、Go/Stop課題で244.2</w:t>
+      </w:r>
+      <w:r>
+        <w:t xml:space="preserve"> ± 28.1 </w:t>
+      </w:r>
+      <w:r>
+        <w:rPr>
+          <w:rFonts w:hint="eastAsia"/>
+        </w:rPr>
+        <w:t xml:space="preserve">msであり、条件の主効果が認められた。多重比較の結果、Go/Stop課題は単純反応課題よりも有意に長かった。MTにも条件の主効果が認められ、自由スイング条件（711.4</w:t>
+      </w:r>
+      <w:r>
+        <w:t xml:space="preserve"> ± 86.8 </w:t>
+      </w:r>
+      <w:r>
+        <w:rPr>
+          <w:rFonts w:hint="eastAsia"/>
+        </w:rPr>
+        <w:t xml:space="preserve">ms）は反応課題の3条件（557.5〜607.7</w:t>
+      </w:r>
+      <w:r>
+        <w:t xml:space="preserve"> </w:t>
+      </w:r>
+      <w:r>
+        <w:rPr>
+          <w:rFonts w:hint="eastAsia"/>
+        </w:rPr>
+        <w:t xml:space="preserve">ms）よりも有意に長く、Go/Stop課題は単純反応課題よりも有意に長かった。一方、PeakVelTopには条件の主効果は認められなかった。打撃動作時の踏み込み足PeakFzには条件の主効果が認められたが、多重比較ではいずれの条件間にも有意差は認められなかった。</w:t>
       </w:r>
     </w:p>
     <w:p>
@@ -278,6 +257,69 @@
         <w:pStyle w:val="BodyText"/>
       </w:pPr>
       <w:r>
+        <w:t xml:space="preserve">　</w:t>
+      </w:r>
+      <w:r>
+        <w:rPr>
+          <w:rFonts w:hint="eastAsia"/>
+        </w:rPr>
+        <w:t xml:space="preserve">以上より、反応課題の条件下では、最大スイング速度を維持したまま動作時間が短縮すること、また認知的要求が高いGo/Stop課題ではRTとMTがともに延長することが示唆された。今後は、残り6名の測定を行うとともに、解析指標の拡大を検討する。</w:t>
+      </w:r>
+    </w:p>
+    <w:p>
+      <w:pPr>
+        <w:pStyle w:val="BodyText"/>
+      </w:pPr>
+      <w:r>
+        <w:rPr>
+          <w:rFonts w:hint="eastAsia"/>
+        </w:rPr>
+        <w:t xml:space="preserve">＜引用文献＞</w:t>
+      </w:r>
+    </w:p>
+    <w:p>
+      <w:pPr>
+        <w:pStyle w:val="BodyText"/>
+      </w:pPr>
+      <w:r>
+        <w:t xml:space="preserve">Hayashi, et </w:t>
+      </w:r>
+      <w:r>
+        <w:rPr>
+          <w:rFonts w:hint="eastAsia"/>
+        </w:rPr>
+        <w:t xml:space="preserve">al.：Preplanned</w:t>
+      </w:r>
+      <w:r>
+        <w:t xml:space="preserve"> versus online control in</w:t>
+      </w:r>
+      <w:r>
+        <w:t xml:space="preserve"> </w:t>
+      </w:r>
+      <w:r>
+        <w:t xml:space="preserve">baseball batting: Effects of temporal constraints and spatial uncertainty. J</w:t>
+      </w:r>
+      <w:r>
+        <w:t xml:space="preserve"> </w:t>
+      </w:r>
+      <w:r>
+        <w:t xml:space="preserve">Exp Psychol Hum Percept Perform </w:t>
+      </w:r>
+      <w:r>
+        <w:rPr>
+          <w:rFonts w:hint="eastAsia"/>
+        </w:rPr>
+        <w:t xml:space="preserve">52(8)：1086-1106,</w:t>
+      </w:r>
+      <w:r>
+        <w:t xml:space="preserve"> 2026</w:t>
+      </w:r>
+    </w:p>
+    <w:p>
+      <w:pPr>
+        <w:pStyle w:val="BodyText"/>
+      </w:pPr>
+      <w:r>
         <w:t xml:space="preserve">Brown, et </w:t>
       </w:r>
       <w:r>
@@ -287,7 +329,13 @@
         <w:t xml:space="preserve">al.：Knee</w:t>
       </w:r>
       <w:r>
-        <w:t xml:space="preserve"> mechanics during planned and unplanned sidestepping: a systematic review and meta-analysis. Sports Med </w:t>
+        <w:t xml:space="preserve"> mechanics during planned and unplanned sidestepping: a</w:t>
+      </w:r>
+      <w:r>
+        <w:t xml:space="preserve"> </w:t>
+      </w:r>
+      <w:r>
+        <w:t xml:space="preserve">systematic review and meta-analysis. Sports Med </w:t>
       </w:r>
       <w:r>
         <w:rPr>
@@ -296,12 +344,14 @@
         <w:t xml:space="preserve">44(11)：1573-1588,</w:t>
       </w:r>
       <w:r>
-        <w:t xml:space="preserve"> 2014</w:t>
+        <w:t xml:space="preserve"> </w:t>
+      </w:r>
+      <w:r>
+        <w:t xml:space="preserve">2014</w:t>
       </w:r>
     </w:p>
     <w:bookmarkStart w:id="9" w:name="refs"/>
     <w:bookmarkEnd w:id="9"/>
-    <w:bookmarkEnd w:id="10"/>
     <w:sectPr>
       <w:footnotePr>
         <w:numRestart w:val="eachSect"/>
